--- a/Submission/AMBIO rev1/Revision 1/Title page_revi2.docx
+++ b/Submission/AMBIO rev1/Revision 1/Title page_revi2.docx
@@ -134,7 +134,7 @@
           <w:sz w:val="21"/>
           <w:szCs w:val="21"/>
         </w:rPr>
-        <w:t>Molecular Ecology Group (MEG), Water Research Institute (IRSA), National Research Council of Italy (CNR), Verbania Pallanza, Italy</w:t>
+        <w:t>Water Research Institute (IRSA), Molecular Ecology Group (MEG), National Research Council (CNR), Verbania Pallanza, Italy</w:t>
       </w:r>
     </w:p>
     <w:p>
@@ -286,11 +286,7 @@
       </w:pPr>
       <w:r>
         <w:rPr/>
-        <w:t xml:space="preserve">Thanks to Ester M Eckert and Tomasa Sbaffi for early discussions on this work. Thanks to Jagoba Malumbres-Olarte for creating </w:t>
-      </w:r>
-      <w:r>
-        <w:rPr/>
-        <w:t>the graphical abstract.</w:t>
+        <w:t>Thanks to Ester M Eckert and Tomasa Sbaffi for early discussions on this work. Thanks to Jagoba Malumbres-Olarte for creating the graphical abstract.</w:t>
       </w:r>
     </w:p>
     <w:p>
